--- a/outputs/framework/BBUS_M1_M2_Analytical_Framework.docx
+++ b/outputs/framework/BBUS_M1_M2_Analytical_Framework.docx
@@ -3800,7 +3800,7 @@
         <w:tc>
           <w:tcPr>
             <w:tcW w:type="dxa" w:w="9411"/>
-            <w:shd w:val="clear" w:color="auto" w:fill="FBEAEA"/>
+            <w:shd w:val="clear" w:color="auto" w:fill="E8F2F2"/>
           </w:tcPr>
           <w:p>
             <w:pPr>
@@ -3809,10 +3809,10 @@
             <w:r>
               <w:rPr>
                 <w:b/>
-                <w:color w:val="992222"/>
+                <w:color w:val="006D77"/>
                 <w:sz w:val="20"/>
               </w:rPr>
-              <w:t>A discrepancy that must be resolved before anything else</w:t>
+              <w:t>Sample size: settled at 6,000</w:t>
             </w:r>
           </w:p>
           <w:p>
@@ -3823,7 +3823,7 @@
               <w:rPr>
                 <w:sz w:val="19"/>
               </w:rPr>
-              <w:t>The April inception report specifies 6,000 respondents across six cities, at 800 to 1,200 per city, with about 450 users and 450 non-users tracked longitudinally in each Group B city. The figure circulating in discussion is 60,000. That is a tenfold difference. It determines the budget, the statistical power, the minimum detectable effect, and how much weight the passive data must carry. Nothing else in the design can be finalised until this is settled.</w:t>
+              <w:t>Six thousand respondents across six cities, about 1,000 per city, with roughly 450 bus users and 450 non-users followed longitudinally in each Group B city. That figure is now fixed and Section 8 works out exactly what it can and cannot detect. The short version: the pooled estimate is sound, city-level estimates are not, and the vulnerability interaction needs a design change to survive.</w:t>
             </w:r>
           </w:p>
         </w:tc>
@@ -3833,6 +3833,11 @@
       <w:pPr>
         <w:spacing w:after="40"/>
       </w:pPr>
+    </w:p>
+    <w:p>
+      <w:r>
+        <w:br w:type="page"/>
+      </w:r>
     </w:p>
     <w:p>
       <w:r>
@@ -3852,7 +3857,21 @@
           <w:color w:val="006D77"/>
           <w:sz w:val="28"/>
         </w:rPr>
-        <w:t>8. From effects to rupees, and the traps in doing it</w:t>
+        <w:t>8. What 6,000 households can and cannot detect</w:t>
+      </w:r>
+    </w:p>
+    <w:p>
+      <w:pPr>
+        <w:spacing w:after="120"/>
+      </w:pPr>
+      <w:r>
+        <w:rPr>
+          <w:b w:val="0"/>
+          <w:i w:val="0"/>
+          <w:color w:val="1A1A1A"/>
+          <w:sz w:val="21"/>
+        </w:rPr>
+        <w:t>Assumptions throughout: 5 per cent significance, 80 per cent power, equal split between treatment and control, and 30 per cent of variance explained by controls where stated. Female employment is taken at a 25 per cent baseline and monthly household transport spend at a mean of Rs 1,500 with a standard deviation of Rs 1,200. These are scoping figures. Replace them with pilot estimates before anything is fielded.</w:t>
       </w:r>
     </w:p>
     <w:p>
@@ -3865,7 +3884,1560 @@
           <w:color w:val="1A1A1A"/>
           <w:sz w:val="23"/>
         </w:rPr>
-        <w:t>8.1 Monetisation inputs</w:t>
+        <w:t>8.1 The finding that should change the sampling plan</w:t>
+      </w:r>
+    </w:p>
+    <w:p>
+      <w:pPr>
+        <w:spacing w:after="120"/>
+      </w:pPr>
+      <w:r>
+        <w:rPr>
+          <w:b w:val="0"/>
+          <w:i w:val="0"/>
+          <w:color w:val="1A1A1A"/>
+          <w:sz w:val="21"/>
+        </w:rPr>
+        <w:t>Bus access is defined geographically, as living within a 500-metre walkshed of a stop. That means the treatment is assigned to wards, not to households. Households in the same ward share the treatment and share unobserved neighbourhood characteristics, so the sample behaves as though it were far smaller than 1,000 per city. The number of wards matters more than the number of households.</w:t>
+      </w:r>
+    </w:p>
+    <w:tbl>
+      <w:tblPr>
+        <w:tblStyle w:val="TableGrid"/>
+        <w:tblW w:type="auto" w:w="0"/>
+        <w:jc w:val="center"/>
+        <w:tblLook w:firstColumn="1" w:firstRow="1" w:lastColumn="0" w:lastRow="0" w:noHBand="0" w:noVBand="1" w:val="04A0"/>
+      </w:tblPr>
+      <w:tblGrid>
+        <w:gridCol w:w="3249"/>
+        <w:gridCol w:w="3249"/>
+        <w:gridCol w:w="3249"/>
+      </w:tblGrid>
+      <w:tr>
+        <w:tc>
+          <w:tcPr>
+            <w:tcW w:type="dxa" w:w="2608"/>
+            <w:shd w:val="clear" w:color="auto" w:fill="E8F2F2"/>
+          </w:tcPr>
+          <w:p>
+            <w:pPr>
+              <w:spacing w:after="20" w:before="20"/>
+            </w:pPr>
+            <w:r>
+              <w:rPr>
+                <w:b/>
+                <w:color w:val="006D77"/>
+                <w:sz w:val="17"/>
+              </w:rPr>
+              <w:t>Wards per city</w:t>
+            </w:r>
+          </w:p>
+        </w:tc>
+        <w:tc>
+          <w:tcPr>
+            <w:tcW w:type="dxa" w:w="3175"/>
+            <w:shd w:val="clear" w:color="auto" w:fill="E8F2F2"/>
+          </w:tcPr>
+          <w:p>
+            <w:pPr>
+              <w:spacing w:after="20" w:before="20"/>
+            </w:pPr>
+            <w:r>
+              <w:rPr>
+                <w:b/>
+                <w:color w:val="006D77"/>
+                <w:sz w:val="17"/>
+              </w:rPr>
+              <w:t>Households per ward</w:t>
+            </w:r>
+          </w:p>
+        </w:tc>
+        <w:tc>
+          <w:tcPr>
+            <w:tcW w:type="dxa" w:w="3628"/>
+            <w:shd w:val="clear" w:color="auto" w:fill="E8F2F2"/>
+          </w:tcPr>
+          <w:p>
+            <w:pPr>
+              <w:spacing w:after="20" w:before="20"/>
+            </w:pPr>
+            <w:r>
+              <w:rPr>
+                <w:b/>
+                <w:color w:val="006D77"/>
+                <w:sz w:val="17"/>
+              </w:rPr>
+              <w:t>Effective sample, ICC 0.05</w:t>
+            </w:r>
+          </w:p>
+        </w:tc>
+      </w:tr>
+      <w:tr>
+        <w:tc>
+          <w:tcPr>
+            <w:tcW w:type="dxa" w:w="2608"/>
+          </w:tcPr>
+          <w:p>
+            <w:pPr>
+              <w:spacing w:after="20" w:before="20"/>
+            </w:pPr>
+            <w:r>
+              <w:rPr>
+                <w:b/>
+                <w:sz w:val="17"/>
+              </w:rPr>
+              <w:t>10</w:t>
+            </w:r>
+          </w:p>
+        </w:tc>
+        <w:tc>
+          <w:tcPr>
+            <w:tcW w:type="dxa" w:w="3175"/>
+          </w:tcPr>
+          <w:p>
+            <w:pPr>
+              <w:spacing w:after="20" w:before="20"/>
+            </w:pPr>
+            <w:r>
+              <w:rPr>
+                <w:sz w:val="17"/>
+              </w:rPr>
+              <w:t>100</w:t>
+            </w:r>
+          </w:p>
+        </w:tc>
+        <w:tc>
+          <w:tcPr>
+            <w:tcW w:type="dxa" w:w="3628"/>
+          </w:tcPr>
+          <w:p>
+            <w:pPr>
+              <w:spacing w:after="20" w:before="20"/>
+            </w:pPr>
+            <w:r>
+              <w:rPr>
+                <w:sz w:val="17"/>
+              </w:rPr>
+              <w:t>168</w:t>
+            </w:r>
+          </w:p>
+        </w:tc>
+      </w:tr>
+      <w:tr>
+        <w:tc>
+          <w:tcPr>
+            <w:tcW w:type="dxa" w:w="2608"/>
+          </w:tcPr>
+          <w:p>
+            <w:pPr>
+              <w:spacing w:after="20" w:before="20"/>
+            </w:pPr>
+            <w:r>
+              <w:rPr>
+                <w:b/>
+                <w:sz w:val="17"/>
+              </w:rPr>
+              <w:t>20</w:t>
+            </w:r>
+          </w:p>
+        </w:tc>
+        <w:tc>
+          <w:tcPr>
+            <w:tcW w:type="dxa" w:w="3175"/>
+          </w:tcPr>
+          <w:p>
+            <w:pPr>
+              <w:spacing w:after="20" w:before="20"/>
+            </w:pPr>
+            <w:r>
+              <w:rPr>
+                <w:sz w:val="17"/>
+              </w:rPr>
+              <w:t>50</w:t>
+            </w:r>
+          </w:p>
+        </w:tc>
+        <w:tc>
+          <w:tcPr>
+            <w:tcW w:type="dxa" w:w="3628"/>
+          </w:tcPr>
+          <w:p>
+            <w:pPr>
+              <w:spacing w:after="20" w:before="20"/>
+            </w:pPr>
+            <w:r>
+              <w:rPr>
+                <w:sz w:val="17"/>
+              </w:rPr>
+              <w:t>290</w:t>
+            </w:r>
+          </w:p>
+        </w:tc>
+      </w:tr>
+      <w:tr>
+        <w:tc>
+          <w:tcPr>
+            <w:tcW w:type="dxa" w:w="2608"/>
+          </w:tcPr>
+          <w:p>
+            <w:pPr>
+              <w:spacing w:after="20" w:before="20"/>
+            </w:pPr>
+            <w:r>
+              <w:rPr>
+                <w:b/>
+                <w:sz w:val="17"/>
+              </w:rPr>
+              <w:t>25</w:t>
+            </w:r>
+          </w:p>
+        </w:tc>
+        <w:tc>
+          <w:tcPr>
+            <w:tcW w:type="dxa" w:w="3175"/>
+          </w:tcPr>
+          <w:p>
+            <w:pPr>
+              <w:spacing w:after="20" w:before="20"/>
+            </w:pPr>
+            <w:r>
+              <w:rPr>
+                <w:sz w:val="17"/>
+              </w:rPr>
+              <w:t>40</w:t>
+            </w:r>
+          </w:p>
+        </w:tc>
+        <w:tc>
+          <w:tcPr>
+            <w:tcW w:type="dxa" w:w="3628"/>
+          </w:tcPr>
+          <w:p>
+            <w:pPr>
+              <w:spacing w:after="20" w:before="20"/>
+            </w:pPr>
+            <w:r>
+              <w:rPr>
+                <w:sz w:val="17"/>
+              </w:rPr>
+              <w:t>339</w:t>
+            </w:r>
+          </w:p>
+        </w:tc>
+      </w:tr>
+      <w:tr>
+        <w:tc>
+          <w:tcPr>
+            <w:tcW w:type="dxa" w:w="2608"/>
+          </w:tcPr>
+          <w:p>
+            <w:pPr>
+              <w:spacing w:after="20" w:before="20"/>
+            </w:pPr>
+            <w:r>
+              <w:rPr>
+                <w:b/>
+                <w:sz w:val="17"/>
+              </w:rPr>
+              <w:t>40</w:t>
+            </w:r>
+          </w:p>
+        </w:tc>
+        <w:tc>
+          <w:tcPr>
+            <w:tcW w:type="dxa" w:w="3175"/>
+          </w:tcPr>
+          <w:p>
+            <w:pPr>
+              <w:spacing w:after="20" w:before="20"/>
+            </w:pPr>
+            <w:r>
+              <w:rPr>
+                <w:sz w:val="17"/>
+              </w:rPr>
+              <w:t>25</w:t>
+            </w:r>
+          </w:p>
+        </w:tc>
+        <w:tc>
+          <w:tcPr>
+            <w:tcW w:type="dxa" w:w="3628"/>
+          </w:tcPr>
+          <w:p>
+            <w:pPr>
+              <w:spacing w:after="20" w:before="20"/>
+            </w:pPr>
+            <w:r>
+              <w:rPr>
+                <w:sz w:val="17"/>
+              </w:rPr>
+              <w:t>455</w:t>
+            </w:r>
+          </w:p>
+        </w:tc>
+      </w:tr>
+      <w:tr>
+        <w:tc>
+          <w:tcPr>
+            <w:tcW w:type="dxa" w:w="2608"/>
+          </w:tcPr>
+          <w:p>
+            <w:pPr>
+              <w:spacing w:after="20" w:before="20"/>
+            </w:pPr>
+            <w:r>
+              <w:rPr>
+                <w:b/>
+                <w:sz w:val="17"/>
+              </w:rPr>
+              <w:t>50</w:t>
+            </w:r>
+          </w:p>
+        </w:tc>
+        <w:tc>
+          <w:tcPr>
+            <w:tcW w:type="dxa" w:w="3175"/>
+          </w:tcPr>
+          <w:p>
+            <w:pPr>
+              <w:spacing w:after="20" w:before="20"/>
+            </w:pPr>
+            <w:r>
+              <w:rPr>
+                <w:sz w:val="17"/>
+              </w:rPr>
+              <w:t>20</w:t>
+            </w:r>
+          </w:p>
+        </w:tc>
+        <w:tc>
+          <w:tcPr>
+            <w:tcW w:type="dxa" w:w="3628"/>
+          </w:tcPr>
+          <w:p>
+            <w:pPr>
+              <w:spacing w:after="20" w:before="20"/>
+            </w:pPr>
+            <w:r>
+              <w:rPr>
+                <w:sz w:val="17"/>
+              </w:rPr>
+              <w:t>513</w:t>
+            </w:r>
+          </w:p>
+        </w:tc>
+      </w:tr>
+    </w:tbl>
+    <w:p>
+      <w:pPr>
+        <w:spacing w:after="40"/>
+      </w:pPr>
+    </w:p>
+    <w:tbl>
+      <w:tblPr>
+        <w:tblStyle w:val="TableGrid"/>
+        <w:tblW w:type="auto" w:w="0"/>
+        <w:tblLook w:firstColumn="1" w:firstRow="1" w:lastColumn="0" w:lastRow="0" w:noHBand="0" w:noVBand="1" w:val="04A0"/>
+      </w:tblPr>
+      <w:tblGrid>
+        <w:gridCol w:w="9746"/>
+      </w:tblGrid>
+      <w:tr>
+        <w:tc>
+          <w:tcPr>
+            <w:tcW w:type="dxa" w:w="9411"/>
+            <w:shd w:val="clear" w:color="auto" w:fill="E8F2F2"/>
+          </w:tcPr>
+          <w:p>
+            <w:pPr>
+              <w:spacing w:after="40"/>
+            </w:pPr>
+            <w:r>
+              <w:rPr>
+                <w:b/>
+                <w:color w:val="006D77"/>
+                <w:sz w:val="20"/>
+              </w:rPr>
+              <w:t>The cheapest improvement available to this design</w:t>
+            </w:r>
+          </w:p>
+          <w:p>
+            <w:pPr>
+              <w:spacing w:after="20"/>
+            </w:pPr>
+            <w:r>
+              <w:rPr>
+                <w:sz w:val="19"/>
+              </w:rPr>
+              <w:t>Spreading the same 1,000 households across 50 wards instead of 25 raises the effective sample by about half and cuts the minimum detectable effect by roughly a third. It costs nothing in sample size, only in field logistics. Target 40 to 50 wards per city at 20 to 25 households each.</w:t>
+            </w:r>
+          </w:p>
+        </w:tc>
+      </w:tr>
+    </w:tbl>
+    <w:p>
+      <w:pPr>
+        <w:spacing w:after="40"/>
+      </w:pPr>
+    </w:p>
+    <w:p>
+      <w:pPr>
+        <w:spacing w:before="220" w:after="60"/>
+      </w:pPr>
+      <w:r>
+        <w:rPr>
+          <w:b/>
+          <w:color w:val="1A1A1A"/>
+          <w:sz w:val="23"/>
+        </w:rPr>
+        <w:t>8.2 Minimum detectable effects</w:t>
+      </w:r>
+    </w:p>
+    <w:p>
+      <w:pPr>
+        <w:spacing w:after="120"/>
+      </w:pPr>
+      <w:r>
+        <w:rPr>
+          <w:b w:val="0"/>
+          <w:i w:val="0"/>
+          <w:color w:val="1A1A1A"/>
+          <w:sz w:val="21"/>
+        </w:rPr>
+        <w:t>Group A, cross-section, three cities pooled, 3,000 households. Female employment, percentage points.</w:t>
+      </w:r>
+    </w:p>
+    <w:tbl>
+      <w:tblPr>
+        <w:tblStyle w:val="TableGrid"/>
+        <w:tblW w:type="auto" w:w="0"/>
+        <w:jc w:val="center"/>
+        <w:tblLook w:firstColumn="1" w:firstRow="1" w:lastColumn="0" w:lastRow="0" w:noHBand="0" w:noVBand="1" w:val="04A0"/>
+      </w:tblPr>
+      <w:tblGrid>
+        <w:gridCol w:w="2436"/>
+        <w:gridCol w:w="2436"/>
+        <w:gridCol w:w="2436"/>
+        <w:gridCol w:w="2436"/>
+      </w:tblGrid>
+      <w:tr>
+        <w:tc>
+          <w:tcPr>
+            <w:tcW w:type="dxa" w:w="3628"/>
+            <w:shd w:val="clear" w:color="auto" w:fill="E8F2F2"/>
+          </w:tcPr>
+          <w:p>
+            <w:pPr>
+              <w:spacing w:after="20" w:before="20"/>
+            </w:pPr>
+            <w:r>
+              <w:rPr>
+                <w:b/>
+                <w:color w:val="006D77"/>
+                <w:sz w:val="17"/>
+              </w:rPr>
+              <w:t>Design</w:t>
+            </w:r>
+          </w:p>
+        </w:tc>
+        <w:tc>
+          <w:tcPr>
+            <w:tcW w:type="dxa" w:w="1928"/>
+            <w:shd w:val="clear" w:color="auto" w:fill="E8F2F2"/>
+          </w:tcPr>
+          <w:p>
+            <w:pPr>
+              <w:spacing w:after="20" w:before="20"/>
+            </w:pPr>
+            <w:r>
+              <w:rPr>
+                <w:b/>
+                <w:color w:val="006D77"/>
+                <w:sz w:val="17"/>
+              </w:rPr>
+              <w:t>ICC 0.02</w:t>
+            </w:r>
+          </w:p>
+        </w:tc>
+        <w:tc>
+          <w:tcPr>
+            <w:tcW w:type="dxa" w:w="1928"/>
+            <w:shd w:val="clear" w:color="auto" w:fill="E8F2F2"/>
+          </w:tcPr>
+          <w:p>
+            <w:pPr>
+              <w:spacing w:after="20" w:before="20"/>
+            </w:pPr>
+            <w:r>
+              <w:rPr>
+                <w:b/>
+                <w:color w:val="006D77"/>
+                <w:sz w:val="17"/>
+              </w:rPr>
+              <w:t>ICC 0.05</w:t>
+            </w:r>
+          </w:p>
+        </w:tc>
+        <w:tc>
+          <w:tcPr>
+            <w:tcW w:type="dxa" w:w="1928"/>
+            <w:shd w:val="clear" w:color="auto" w:fill="E8F2F2"/>
+          </w:tcPr>
+          <w:p>
+            <w:pPr>
+              <w:spacing w:after="20" w:before="20"/>
+            </w:pPr>
+            <w:r>
+              <w:rPr>
+                <w:b/>
+                <w:color w:val="006D77"/>
+                <w:sz w:val="17"/>
+              </w:rPr>
+              <w:t>ICC 0.10</w:t>
+            </w:r>
+          </w:p>
+        </w:tc>
+      </w:tr>
+      <w:tr>
+        <w:tc>
+          <w:tcPr>
+            <w:tcW w:type="dxa" w:w="3628"/>
+          </w:tcPr>
+          <w:p>
+            <w:pPr>
+              <w:spacing w:after="20" w:before="20"/>
+            </w:pPr>
+            <w:r>
+              <w:rPr>
+                <w:b/>
+                <w:sz w:val="17"/>
+              </w:rPr>
+              <w:t>25 wards per city, no controls</w:t>
+            </w:r>
+          </w:p>
+        </w:tc>
+        <w:tc>
+          <w:tcPr>
+            <w:tcW w:type="dxa" w:w="1928"/>
+          </w:tcPr>
+          <w:p>
+            <w:pPr>
+              <w:spacing w:after="20" w:before="20"/>
+            </w:pPr>
+            <w:r>
+              <w:rPr>
+                <w:sz w:val="17"/>
+              </w:rPr>
+              <w:t>5.9</w:t>
+            </w:r>
+          </w:p>
+        </w:tc>
+        <w:tc>
+          <w:tcPr>
+            <w:tcW w:type="dxa" w:w="1928"/>
+          </w:tcPr>
+          <w:p>
+            <w:pPr>
+              <w:spacing w:after="20" w:before="20"/>
+            </w:pPr>
+            <w:r>
+              <w:rPr>
+                <w:sz w:val="17"/>
+              </w:rPr>
+              <w:t>7.6</w:t>
+            </w:r>
+          </w:p>
+        </w:tc>
+        <w:tc>
+          <w:tcPr>
+            <w:tcW w:type="dxa" w:w="1928"/>
+          </w:tcPr>
+          <w:p>
+            <w:pPr>
+              <w:spacing w:after="20" w:before="20"/>
+            </w:pPr>
+            <w:r>
+              <w:rPr>
+                <w:sz w:val="17"/>
+              </w:rPr>
+              <w:t>9.8</w:t>
+            </w:r>
+          </w:p>
+        </w:tc>
+      </w:tr>
+      <w:tr>
+        <w:tc>
+          <w:tcPr>
+            <w:tcW w:type="dxa" w:w="3628"/>
+          </w:tcPr>
+          <w:p>
+            <w:pPr>
+              <w:spacing w:after="20" w:before="20"/>
+            </w:pPr>
+            <w:r>
+              <w:rPr>
+                <w:b/>
+                <w:sz w:val="17"/>
+              </w:rPr>
+              <w:t>25 wards per city, with controls</w:t>
+            </w:r>
+          </w:p>
+        </w:tc>
+        <w:tc>
+          <w:tcPr>
+            <w:tcW w:type="dxa" w:w="1928"/>
+          </w:tcPr>
+          <w:p>
+            <w:pPr>
+              <w:spacing w:after="20" w:before="20"/>
+            </w:pPr>
+            <w:r>
+              <w:rPr>
+                <w:sz w:val="17"/>
+              </w:rPr>
+              <w:t>4.9</w:t>
+            </w:r>
+          </w:p>
+        </w:tc>
+        <w:tc>
+          <w:tcPr>
+            <w:tcW w:type="dxa" w:w="1928"/>
+          </w:tcPr>
+          <w:p>
+            <w:pPr>
+              <w:spacing w:after="20" w:before="20"/>
+            </w:pPr>
+            <w:r>
+              <w:rPr>
+                <w:sz w:val="17"/>
+              </w:rPr>
+              <w:t>6.4</w:t>
+            </w:r>
+          </w:p>
+        </w:tc>
+        <w:tc>
+          <w:tcPr>
+            <w:tcW w:type="dxa" w:w="1928"/>
+          </w:tcPr>
+          <w:p>
+            <w:pPr>
+              <w:spacing w:after="20" w:before="20"/>
+            </w:pPr>
+            <w:r>
+              <w:rPr>
+                <w:sz w:val="17"/>
+              </w:rPr>
+              <w:t>8.2</w:t>
+            </w:r>
+          </w:p>
+        </w:tc>
+      </w:tr>
+      <w:tr>
+        <w:tc>
+          <w:tcPr>
+            <w:tcW w:type="dxa" w:w="3628"/>
+          </w:tcPr>
+          <w:p>
+            <w:pPr>
+              <w:spacing w:after="20" w:before="20"/>
+            </w:pPr>
+            <w:r>
+              <w:rPr>
+                <w:b/>
+                <w:sz w:val="17"/>
+              </w:rPr>
+              <w:t>50 wards per city, with controls</w:t>
+            </w:r>
+          </w:p>
+        </w:tc>
+        <w:tc>
+          <w:tcPr>
+            <w:tcW w:type="dxa" w:w="1928"/>
+          </w:tcPr>
+          <w:p>
+            <w:pPr>
+              <w:spacing w:after="20" w:before="20"/>
+            </w:pPr>
+            <w:r>
+              <w:rPr>
+                <w:sz w:val="17"/>
+              </w:rPr>
+              <w:t>4.4</w:t>
+            </w:r>
+          </w:p>
+        </w:tc>
+        <w:tc>
+          <w:tcPr>
+            <w:tcW w:type="dxa" w:w="1928"/>
+          </w:tcPr>
+          <w:p>
+            <w:pPr>
+              <w:spacing w:after="20" w:before="20"/>
+            </w:pPr>
+            <w:r>
+              <w:rPr>
+                <w:sz w:val="17"/>
+              </w:rPr>
+              <w:t>5.2</w:t>
+            </w:r>
+          </w:p>
+        </w:tc>
+        <w:tc>
+          <w:tcPr>
+            <w:tcW w:type="dxa" w:w="1928"/>
+          </w:tcPr>
+          <w:p>
+            <w:pPr>
+              <w:spacing w:after="20" w:before="20"/>
+            </w:pPr>
+            <w:r>
+              <w:rPr>
+                <w:sz w:val="17"/>
+              </w:rPr>
+              <w:t>6.3</w:t>
+            </w:r>
+          </w:p>
+        </w:tc>
+      </w:tr>
+      <w:tr>
+        <w:tc>
+          <w:tcPr>
+            <w:tcW w:type="dxa" w:w="3628"/>
+          </w:tcPr>
+          <w:p>
+            <w:pPr>
+              <w:spacing w:after="20" w:before="20"/>
+            </w:pPr>
+            <w:r>
+              <w:rPr>
+                <w:b/>
+                <w:sz w:val="17"/>
+              </w:rPr>
+              <w:t>Single city, 25 wards, with controls</w:t>
+            </w:r>
+          </w:p>
+        </w:tc>
+        <w:tc>
+          <w:tcPr>
+            <w:tcW w:type="dxa" w:w="1928"/>
+          </w:tcPr>
+          <w:p>
+            <w:pPr>
+              <w:spacing w:after="20" w:before="20"/>
+            </w:pPr>
+            <w:r>
+              <w:rPr>
+                <w:sz w:val="17"/>
+              </w:rPr>
+              <w:t>8.6</w:t>
+            </w:r>
+          </w:p>
+        </w:tc>
+        <w:tc>
+          <w:tcPr>
+            <w:tcW w:type="dxa" w:w="1928"/>
+          </w:tcPr>
+          <w:p>
+            <w:pPr>
+              <w:spacing w:after="20" w:before="20"/>
+            </w:pPr>
+            <w:r>
+              <w:rPr>
+                <w:sz w:val="17"/>
+              </w:rPr>
+              <w:t>11.0</w:t>
+            </w:r>
+          </w:p>
+        </w:tc>
+        <w:tc>
+          <w:tcPr>
+            <w:tcW w:type="dxa" w:w="1928"/>
+          </w:tcPr>
+          <w:p>
+            <w:pPr>
+              <w:spacing w:after="20" w:before="20"/>
+            </w:pPr>
+            <w:r>
+              <w:rPr>
+                <w:sz w:val="17"/>
+              </w:rPr>
+              <w:t>14.2</w:t>
+            </w:r>
+          </w:p>
+        </w:tc>
+      </w:tr>
+    </w:tbl>
+    <w:p>
+      <w:pPr>
+        <w:spacing w:after="40"/>
+      </w:pPr>
+    </w:p>
+    <w:p>
+      <w:pPr>
+        <w:spacing w:after="120"/>
+      </w:pPr>
+      <w:r>
+        <w:rPr>
+          <w:b w:val="0"/>
+          <w:i w:val="0"/>
+          <w:color w:val="1A1A1A"/>
+          <w:sz w:val="21"/>
+        </w:rPr>
+        <w:t>Group B, two-wave panel difference-in-differences, 2,700 followed. Panel data helps only when the same person’s outcome is correlated across waves; write that correlation as r. Below r equals 0.5 the panel is worse than a cross-section of the same size. For employment status r is plausibly 0.6 to 0.8; for expenditure it is likely lower. Female employment, percentage points, pooled, with controls.</w:t>
+      </w:r>
+    </w:p>
+    <w:tbl>
+      <w:tblPr>
+        <w:tblStyle w:val="TableGrid"/>
+        <w:tblW w:type="auto" w:w="0"/>
+        <w:jc w:val="center"/>
+        <w:tblLook w:firstColumn="1" w:firstRow="1" w:lastColumn="0" w:lastRow="0" w:noHBand="0" w:noVBand="1" w:val="04A0"/>
+      </w:tblPr>
+      <w:tblGrid>
+        <w:gridCol w:w="2436"/>
+        <w:gridCol w:w="2436"/>
+        <w:gridCol w:w="2436"/>
+        <w:gridCol w:w="2436"/>
+      </w:tblGrid>
+      <w:tr>
+        <w:tc>
+          <w:tcPr>
+            <w:tcW w:type="dxa" w:w="3628"/>
+            <w:shd w:val="clear" w:color="auto" w:fill="E8F2F2"/>
+          </w:tcPr>
+          <w:p>
+            <w:pPr>
+              <w:spacing w:after="20" w:before="20"/>
+            </w:pPr>
+            <w:r>
+              <w:rPr>
+                <w:b/>
+                <w:color w:val="006D77"/>
+                <w:sz w:val="17"/>
+              </w:rPr>
+            </w:r>
+          </w:p>
+        </w:tc>
+        <w:tc>
+          <w:tcPr>
+            <w:tcW w:type="dxa" w:w="1928"/>
+            <w:shd w:val="clear" w:color="auto" w:fill="E8F2F2"/>
+          </w:tcPr>
+          <w:p>
+            <w:pPr>
+              <w:spacing w:after="20" w:before="20"/>
+            </w:pPr>
+            <w:r>
+              <w:rPr>
+                <w:b/>
+                <w:color w:val="006D77"/>
+                <w:sz w:val="17"/>
+              </w:rPr>
+              <w:t>ICC 0.02</w:t>
+            </w:r>
+          </w:p>
+        </w:tc>
+        <w:tc>
+          <w:tcPr>
+            <w:tcW w:type="dxa" w:w="1928"/>
+            <w:shd w:val="clear" w:color="auto" w:fill="E8F2F2"/>
+          </w:tcPr>
+          <w:p>
+            <w:pPr>
+              <w:spacing w:after="20" w:before="20"/>
+            </w:pPr>
+            <w:r>
+              <w:rPr>
+                <w:b/>
+                <w:color w:val="006D77"/>
+                <w:sz w:val="17"/>
+              </w:rPr>
+              <w:t>ICC 0.05</w:t>
+            </w:r>
+          </w:p>
+        </w:tc>
+        <w:tc>
+          <w:tcPr>
+            <w:tcW w:type="dxa" w:w="1928"/>
+            <w:shd w:val="clear" w:color="auto" w:fill="E8F2F2"/>
+          </w:tcPr>
+          <w:p>
+            <w:pPr>
+              <w:spacing w:after="20" w:before="20"/>
+            </w:pPr>
+            <w:r>
+              <w:rPr>
+                <w:b/>
+                <w:color w:val="006D77"/>
+                <w:sz w:val="17"/>
+              </w:rPr>
+              <w:t>ICC 0.10</w:t>
+            </w:r>
+          </w:p>
+        </w:tc>
+      </w:tr>
+      <w:tr>
+        <w:tc>
+          <w:tcPr>
+            <w:tcW w:type="dxa" w:w="3628"/>
+          </w:tcPr>
+          <w:p>
+            <w:pPr>
+              <w:spacing w:after="20" w:before="20"/>
+            </w:pPr>
+            <w:r>
+              <w:rPr>
+                <w:b/>
+                <w:sz w:val="17"/>
+              </w:rPr>
+              <w:t>r = 0.3</w:t>
+            </w:r>
+          </w:p>
+        </w:tc>
+        <w:tc>
+          <w:tcPr>
+            <w:tcW w:type="dxa" w:w="1928"/>
+          </w:tcPr>
+          <w:p>
+            <w:pPr>
+              <w:spacing w:after="20" w:before="20"/>
+            </w:pPr>
+            <w:r>
+              <w:rPr>
+                <w:sz w:val="17"/>
+              </w:rPr>
+              <w:t>6.0</w:t>
+            </w:r>
+          </w:p>
+        </w:tc>
+        <w:tc>
+          <w:tcPr>
+            <w:tcW w:type="dxa" w:w="1928"/>
+          </w:tcPr>
+          <w:p>
+            <w:pPr>
+              <w:spacing w:after="20" w:before="20"/>
+            </w:pPr>
+            <w:r>
+              <w:rPr>
+                <w:sz w:val="17"/>
+              </w:rPr>
+              <w:t>7.7</w:t>
+            </w:r>
+          </w:p>
+        </w:tc>
+        <w:tc>
+          <w:tcPr>
+            <w:tcW w:type="dxa" w:w="1928"/>
+          </w:tcPr>
+          <w:p>
+            <w:pPr>
+              <w:spacing w:after="20" w:before="20"/>
+            </w:pPr>
+            <w:r>
+              <w:rPr>
+                <w:sz w:val="17"/>
+              </w:rPr>
+              <w:t>9.8</w:t>
+            </w:r>
+          </w:p>
+        </w:tc>
+      </w:tr>
+      <w:tr>
+        <w:tc>
+          <w:tcPr>
+            <w:tcW w:type="dxa" w:w="3628"/>
+          </w:tcPr>
+          <w:p>
+            <w:pPr>
+              <w:spacing w:after="20" w:before="20"/>
+            </w:pPr>
+            <w:r>
+              <w:rPr>
+                <w:b/>
+                <w:sz w:val="17"/>
+              </w:rPr>
+              <w:t>r = 0.5</w:t>
+            </w:r>
+          </w:p>
+        </w:tc>
+        <w:tc>
+          <w:tcPr>
+            <w:tcW w:type="dxa" w:w="1928"/>
+          </w:tcPr>
+          <w:p>
+            <w:pPr>
+              <w:spacing w:after="20" w:before="20"/>
+            </w:pPr>
+            <w:r>
+              <w:rPr>
+                <w:sz w:val="17"/>
+              </w:rPr>
+              <w:t>5.1</w:t>
+            </w:r>
+          </w:p>
+        </w:tc>
+        <w:tc>
+          <w:tcPr>
+            <w:tcW w:type="dxa" w:w="1928"/>
+          </w:tcPr>
+          <w:p>
+            <w:pPr>
+              <w:spacing w:after="20" w:before="20"/>
+            </w:pPr>
+            <w:r>
+              <w:rPr>
+                <w:sz w:val="17"/>
+              </w:rPr>
+              <w:t>6.5</w:t>
+            </w:r>
+          </w:p>
+        </w:tc>
+        <w:tc>
+          <w:tcPr>
+            <w:tcW w:type="dxa" w:w="1928"/>
+          </w:tcPr>
+          <w:p>
+            <w:pPr>
+              <w:spacing w:after="20" w:before="20"/>
+            </w:pPr>
+            <w:r>
+              <w:rPr>
+                <w:sz w:val="17"/>
+              </w:rPr>
+              <w:t>8.3</w:t>
+            </w:r>
+          </w:p>
+        </w:tc>
+      </w:tr>
+      <w:tr>
+        <w:tc>
+          <w:tcPr>
+            <w:tcW w:type="dxa" w:w="3628"/>
+          </w:tcPr>
+          <w:p>
+            <w:pPr>
+              <w:spacing w:after="20" w:before="20"/>
+            </w:pPr>
+            <w:r>
+              <w:rPr>
+                <w:b/>
+                <w:sz w:val="17"/>
+              </w:rPr>
+              <w:t>r = 0.7</w:t>
+            </w:r>
+          </w:p>
+        </w:tc>
+        <w:tc>
+          <w:tcPr>
+            <w:tcW w:type="dxa" w:w="1928"/>
+          </w:tcPr>
+          <w:p>
+            <w:pPr>
+              <w:spacing w:after="20" w:before="20"/>
+            </w:pPr>
+            <w:r>
+              <w:rPr>
+                <w:sz w:val="17"/>
+              </w:rPr>
+              <w:t>3.9</w:t>
+            </w:r>
+          </w:p>
+        </w:tc>
+        <w:tc>
+          <w:tcPr>
+            <w:tcW w:type="dxa" w:w="1928"/>
+          </w:tcPr>
+          <w:p>
+            <w:pPr>
+              <w:spacing w:after="20" w:before="20"/>
+            </w:pPr>
+            <w:r>
+              <w:rPr>
+                <w:sz w:val="17"/>
+              </w:rPr>
+              <w:t>5.0</w:t>
+            </w:r>
+          </w:p>
+        </w:tc>
+        <w:tc>
+          <w:tcPr>
+            <w:tcW w:type="dxa" w:w="1928"/>
+          </w:tcPr>
+          <w:p>
+            <w:pPr>
+              <w:spacing w:after="20" w:before="20"/>
+            </w:pPr>
+            <w:r>
+              <w:rPr>
+                <w:sz w:val="17"/>
+              </w:rPr>
+              <w:t>6.4</w:t>
+            </w:r>
+          </w:p>
+        </w:tc>
+      </w:tr>
+      <w:tr>
+        <w:tc>
+          <w:tcPr>
+            <w:tcW w:type="dxa" w:w="3628"/>
+          </w:tcPr>
+          <w:p>
+            <w:pPr>
+              <w:spacing w:after="20" w:before="20"/>
+            </w:pPr>
+            <w:r>
+              <w:rPr>
+                <w:b/>
+                <w:sz w:val="17"/>
+              </w:rPr>
+              <w:t>r = 0.8</w:t>
+            </w:r>
+          </w:p>
+        </w:tc>
+        <w:tc>
+          <w:tcPr>
+            <w:tcW w:type="dxa" w:w="1928"/>
+          </w:tcPr>
+          <w:p>
+            <w:pPr>
+              <w:spacing w:after="20" w:before="20"/>
+            </w:pPr>
+            <w:r>
+              <w:rPr>
+                <w:sz w:val="17"/>
+              </w:rPr>
+              <w:t>3.2</w:t>
+            </w:r>
+          </w:p>
+        </w:tc>
+        <w:tc>
+          <w:tcPr>
+            <w:tcW w:type="dxa" w:w="1928"/>
+          </w:tcPr>
+          <w:p>
+            <w:pPr>
+              <w:spacing w:after="20" w:before="20"/>
+            </w:pPr>
+            <w:r>
+              <w:rPr>
+                <w:sz w:val="17"/>
+              </w:rPr>
+              <w:t>4.1</w:t>
+            </w:r>
+          </w:p>
+        </w:tc>
+        <w:tc>
+          <w:tcPr>
+            <w:tcW w:type="dxa" w:w="1928"/>
+          </w:tcPr>
+          <w:p>
+            <w:pPr>
+              <w:spacing w:after="20" w:before="20"/>
+            </w:pPr>
+            <w:r>
+              <w:rPr>
+                <w:sz w:val="17"/>
+              </w:rPr>
+              <w:t>5.2</w:t>
+            </w:r>
+          </w:p>
+        </w:tc>
+      </w:tr>
+      <w:tr>
+        <w:tc>
+          <w:tcPr>
+            <w:tcW w:type="dxa" w:w="3628"/>
+          </w:tcPr>
+          <w:p>
+            <w:pPr>
+              <w:spacing w:after="20" w:before="20"/>
+            </w:pPr>
+            <w:r>
+              <w:rPr>
+                <w:b/>
+                <w:sz w:val="17"/>
+              </w:rPr>
+              <w:t>r = 0.7, single city</w:t>
+            </w:r>
+          </w:p>
+        </w:tc>
+        <w:tc>
+          <w:tcPr>
+            <w:tcW w:type="dxa" w:w="1928"/>
+          </w:tcPr>
+          <w:p>
+            <w:pPr>
+              <w:spacing w:after="20" w:before="20"/>
+            </w:pPr>
+            <w:r>
+              <w:rPr>
+                <w:sz w:val="17"/>
+              </w:rPr>
+              <w:t>6.8</w:t>
+            </w:r>
+          </w:p>
+        </w:tc>
+        <w:tc>
+          <w:tcPr>
+            <w:tcW w:type="dxa" w:w="1928"/>
+          </w:tcPr>
+          <w:p>
+            <w:pPr>
+              <w:spacing w:after="20" w:before="20"/>
+            </w:pPr>
+            <w:r>
+              <w:rPr>
+                <w:sz w:val="17"/>
+              </w:rPr>
+              <w:t>8.7</w:t>
+            </w:r>
+          </w:p>
+        </w:tc>
+        <w:tc>
+          <w:tcPr>
+            <w:tcW w:type="dxa" w:w="1928"/>
+          </w:tcPr>
+          <w:p>
+            <w:pPr>
+              <w:spacing w:after="20" w:before="20"/>
+            </w:pPr>
+            <w:r>
+              <w:rPr>
+                <w:sz w:val="17"/>
+              </w:rPr>
+              <w:t>11.1</w:t>
+            </w:r>
+          </w:p>
+        </w:tc>
+      </w:tr>
+    </w:tbl>
+    <w:p>
+      <w:pPr>
+        <w:spacing w:after="40"/>
+      </w:pPr>
+    </w:p>
+    <w:p>
+      <w:pPr>
+        <w:spacing w:after="120"/>
+      </w:pPr>
+      <w:r>
+        <w:rPr>
+          <w:b w:val="0"/>
+          <w:i w:val="0"/>
+          <w:color w:val="1A1A1A"/>
+          <w:sz w:val="21"/>
+        </w:rPr>
+        <w:t>Monthly transport spend, rupees per month, pooled. Group A with controls: Rs 176 at 25 wards, Rs 143 at 50 wards, at ICC 0.05. Group B panel at r equals 0.7: Rs 139. Single city: about Rs 300.</w:t>
+      </w:r>
+    </w:p>
+    <w:p>
+      <w:pPr>
+        <w:spacing w:before="220" w:after="60"/>
+      </w:pPr>
+      <w:r>
+        <w:rPr>
+          <w:b/>
+          <w:color w:val="1A1A1A"/>
+          <w:sz w:val="23"/>
+        </w:rPr>
+        <w:t>8.3 Three consequences to accept now</w:t>
+      </w:r>
+    </w:p>
+    <w:p>
+      <w:pPr>
+        <w:pStyle w:val="ListBullet"/>
+        <w:spacing w:after="60"/>
+        <w:ind w:left="369" w:hanging="170"/>
+      </w:pPr>
+      <w:r>
+        <w:rPr>
+          <w:b/>
+          <w:sz w:val="21"/>
+        </w:rPr>
+        <w:t xml:space="preserve">City-level estimates are not credible; the pooled specification is the primary result. </w:t>
+      </w:r>
+      <w:r>
+        <w:rPr>
+          <w:sz w:val="21"/>
+        </w:rPr>
+        <w:t>A single city gives a minimum detectable effect around 11 percentage points on employment and around Rs 300 a month on spending. Effects that large are implausible, so any city-specific coefficient will be a noisy null. Your second report already anticipated this. At 6,000 it stops being a contingency and becomes the plan. State it in the methods section before anyone asks for a city ranking.</w:t>
+      </w:r>
+    </w:p>
+    <w:p>
+      <w:pPr>
+        <w:pStyle w:val="ListBullet"/>
+        <w:spacing w:after="60"/>
+        <w:ind w:left="369" w:hanging="170"/>
+      </w:pPr>
+      <w:r>
+        <w:rPr>
+          <w:b/>
+          <w:sz w:val="21"/>
+        </w:rPr>
+        <w:t xml:space="preserve">The vulnerability interaction is underpowered, and this is the real problem. </w:t>
+      </w:r>
+      <w:r>
+        <w:rPr>
+          <w:sz w:val="21"/>
+        </w:rPr>
+        <w:t>A subgroup-difference test needs roughly four times the sample of a main effect for the same precision, so the detectable interaction is about twice the main-effect size: around 12.7 percentage points for Group A and around 10.0 for Group B. Those are not plausible effect sizes. As designed, the study is unlikely to detect the differential benefit to vulnerable groups even if it is real.</w:t>
+      </w:r>
+    </w:p>
+    <w:p>
+      <w:pPr>
+        <w:pStyle w:val="ListBullet"/>
+        <w:spacing w:after="60"/>
+        <w:ind w:left="369" w:hanging="170"/>
+      </w:pPr>
+      <w:r>
+        <w:rPr>
+          <w:b/>
+          <w:sz w:val="21"/>
+        </w:rPr>
+        <w:t xml:space="preserve">Calibrate against the published effects. </w:t>
+      </w:r>
+      <w:r>
+        <w:rPr>
+          <w:sz w:val="21"/>
+        </w:rPr>
+        <w:t>The Delhi Pink Pass study reports a 24 percentage point rise in female employment among marginalised groups. An effect that large would be found comfortably. A more ordinary 3 to 5 percentage points would not be, outside the pooled specification. Plan for the smaller number.</w:t>
+      </w:r>
+    </w:p>
+    <w:p>
+      <w:pPr>
+        <w:spacing w:before="220" w:after="60"/>
+      </w:pPr>
+      <w:r>
+        <w:rPr>
+          <w:b/>
+          <w:color w:val="1A1A1A"/>
+          <w:sz w:val="23"/>
+        </w:rPr>
+        <w:t>8.4 Fixing the vulnerability interaction</w:t>
+      </w:r>
+    </w:p>
+    <w:p>
+      <w:pPr>
+        <w:spacing w:after="120"/>
+      </w:pPr>
+      <w:r>
+        <w:rPr>
+          <w:b w:val="0"/>
+          <w:i w:val="0"/>
+          <w:color w:val="1A1A1A"/>
+          <w:sz w:val="21"/>
+        </w:rPr>
+        <w:t>The four-part vulnerability index is meant to make differential benefit a headline coefficient rather than a subgroup footnote. That ambition is right and it is worth protecting. Three options, in order of preference.</w:t>
+      </w:r>
+    </w:p>
+    <w:p>
+      <w:pPr>
+        <w:pStyle w:val="ListNumber"/>
+        <w:spacing w:after="60"/>
+        <w:ind w:left="369" w:hanging="170"/>
+      </w:pPr>
+      <w:r>
+        <w:rPr>
+          <w:b/>
+          <w:sz w:val="21"/>
+        </w:rPr>
+        <w:t xml:space="preserve">Stratify and over-sample. </w:t>
+      </w:r>
+      <w:r>
+        <w:rPr>
+          <w:sz w:val="21"/>
+        </w:rPr>
+        <w:t>Deliberately over-sample low-income, no-vehicle, disabled and elderly households so the interaction is estimated on a balanced design rather than on whatever the population happens to yield. This costs sampling design, not sample size, and it is the cheapest fix.</w:t>
+      </w:r>
+    </w:p>
+    <w:p>
+      <w:pPr>
+        <w:pStyle w:val="ListNumber"/>
+        <w:spacing w:after="60"/>
+        <w:ind w:left="369" w:hanging="170"/>
+      </w:pPr>
+      <w:r>
+        <w:rPr>
+          <w:b/>
+          <w:sz w:val="21"/>
+        </w:rPr>
+        <w:t xml:space="preserve">Reduce the index to a binary split. </w:t>
+      </w:r>
+      <w:r>
+        <w:rPr>
+          <w:sz w:val="21"/>
+        </w:rPr>
+        <w:t>A continuous four-part index spends power on gradations the sample cannot resolve. A single vulnerable versus non-vulnerable split, pre-registered, is far better powered.</w:t>
+      </w:r>
+    </w:p>
+    <w:p>
+      <w:pPr>
+        <w:pStyle w:val="ListNumber"/>
+        <w:spacing w:after="60"/>
+        <w:ind w:left="369" w:hanging="170"/>
+      </w:pPr>
+      <w:r>
+        <w:rPr>
+          <w:b/>
+          <w:sz w:val="21"/>
+        </w:rPr>
+        <w:t xml:space="preserve">Report it descriptively. </w:t>
+      </w:r>
+      <w:r>
+        <w:rPr>
+          <w:sz w:val="21"/>
+        </w:rPr>
+        <w:t>Present stratified estimates with confidence intervals and state plainly that the study is not powered to test the difference.</w:t>
+      </w:r>
+    </w:p>
+    <w:tbl>
+      <w:tblPr>
+        <w:tblStyle w:val="TableGrid"/>
+        <w:tblW w:type="auto" w:w="0"/>
+        <w:tblLook w:firstColumn="1" w:firstRow="1" w:lastColumn="0" w:lastRow="0" w:noHBand="0" w:noVBand="1" w:val="04A0"/>
+      </w:tblPr>
+      <w:tblGrid>
+        <w:gridCol w:w="9746"/>
+      </w:tblGrid>
+      <w:tr>
+        <w:tc>
+          <w:tcPr>
+            <w:tcW w:type="dxa" w:w="9411"/>
+            <w:shd w:val="clear" w:color="auto" w:fill="FBEAEA"/>
+          </w:tcPr>
+          <w:p>
+            <w:pPr>
+              <w:spacing w:after="40"/>
+            </w:pPr>
+            <w:r>
+              <w:rPr>
+                <w:b/>
+                <w:color w:val="992222"/>
+                <w:sz w:val="20"/>
+              </w:rPr>
+              <w:t>Do not simply run the interaction and report a null</w:t>
+            </w:r>
+          </w:p>
+          <w:p>
+            <w:pPr>
+              <w:spacing w:after="20"/>
+            </w:pPr>
+            <w:r>
+              <w:rPr>
+                <w:sz w:val="19"/>
+              </w:rPr>
+              <w:t>With this design a null is uninformative. A policy audience will read it as "buses do not help the poor more", which the data cannot support in either direction. Pre-registering the primary pooled specification and the reduced vulnerability split is what protects the result from that misreading.</w:t>
+            </w:r>
+          </w:p>
+        </w:tc>
+      </w:tr>
+    </w:tbl>
+    <w:p>
+      <w:pPr>
+        <w:spacing w:after="40"/>
+      </w:pPr>
+    </w:p>
+    <w:p>
+      <w:pPr>
+        <w:spacing w:before="220" w:after="60"/>
+      </w:pPr>
+      <w:r>
+        <w:rPr>
+          <w:b/>
+          <w:color w:val="1A1A1A"/>
+          <w:sz w:val="23"/>
+        </w:rPr>
+        <w:t>8.5 What the pilot must produce</w:t>
+      </w:r>
+    </w:p>
+    <w:p>
+      <w:pPr>
+        <w:pStyle w:val="ListBullet"/>
+        <w:spacing w:after="60"/>
+        <w:ind w:left="369" w:hanging="170"/>
+      </w:pPr>
+      <w:r>
+        <w:rPr>
+          <w:b/>
+          <w:sz w:val="21"/>
+        </w:rPr>
+        <w:t xml:space="preserve">The intra-cluster correlation for the main outcomes. </w:t>
+      </w:r>
+      <w:r>
+        <w:rPr>
+          <w:sz w:val="21"/>
+        </w:rPr>
+        <w:t>Every number in this section moves with it. Across the range 0.02 to 0.10 the minimum detectable effect changes by about 60 per cent. This is the highest-value single output of a pilot.</w:t>
+      </w:r>
+    </w:p>
+    <w:p>
+      <w:pPr>
+        <w:pStyle w:val="ListBullet"/>
+        <w:spacing w:after="60"/>
+        <w:ind w:left="369" w:hanging="170"/>
+      </w:pPr>
+      <w:r>
+        <w:rPr>
+          <w:b/>
+          <w:sz w:val="21"/>
+        </w:rPr>
+        <w:t xml:space="preserve">The wave-to-wave correlation r. </w:t>
+      </w:r>
+      <w:r>
+        <w:rPr>
+          <w:sz w:val="21"/>
+        </w:rPr>
+        <w:t>It decides whether the Group B panel is worth its cost.</w:t>
+      </w:r>
+    </w:p>
+    <w:p>
+      <w:pPr>
+        <w:pStyle w:val="ListBullet"/>
+        <w:spacing w:after="60"/>
+        <w:ind w:left="369" w:hanging="170"/>
+      </w:pPr>
+      <w:r>
+        <w:rPr>
+          <w:b/>
+          <w:sz w:val="21"/>
+        </w:rPr>
+        <w:t xml:space="preserve">Then re-run this analysis. </w:t>
+      </w:r>
+      <w:r>
+        <w:rPr>
+          <w:sz w:val="21"/>
+        </w:rPr>
+        <w:t>Ward counts should be finalised on piloted values, not on the indicative figures used here.</w:t>
+      </w:r>
+    </w:p>
+    <w:p>
+      <w:pPr>
+        <w:spacing w:before="320" w:after="100"/>
+        <w:pBdr>
+          <w:bottom w:val="single" w:sz="6" w:space="3" w:color="006D77"/>
+        </w:pBdr>
+      </w:pPr>
+      <w:r>
+        <w:rPr>
+          <w:b/>
+          <w:color w:val="006D77"/>
+          <w:sz w:val="28"/>
+        </w:rPr>
+        <w:t>9. From effects to rupees, and the traps in doing it</w:t>
+      </w:r>
+    </w:p>
+    <w:p>
+      <w:pPr>
+        <w:spacing w:before="220" w:after="60"/>
+      </w:pPr>
+      <w:r>
+        <w:rPr>
+          <w:b/>
+          <w:color w:val="1A1A1A"/>
+          <w:sz w:val="23"/>
+        </w:rPr>
+        <w:t>9.1 Monetisation inputs</w:t>
       </w:r>
     </w:p>
     <w:tbl>
@@ -4210,7 +5782,7 @@
           <w:color w:val="1A1A1A"/>
           <w:sz w:val="23"/>
         </w:rPr>
-        <w:t>8.2 Cost-benefit analysis is not social return on investment</w:t>
+        <w:t>9.2 Cost-benefit analysis is not social return on investment</w:t>
       </w:r>
     </w:p>
     <w:p>
@@ -4251,7 +5823,7 @@
           <w:color w:val="1A1A1A"/>
           <w:sz w:val="23"/>
         </w:rPr>
-        <w:t>8.3 Sensitivity, done the way funders expect</w:t>
+        <w:t>9.3 Sensitivity, done the way funders expect</w:t>
       </w:r>
     </w:p>
     <w:p>
@@ -4347,7 +5919,7 @@
           <w:color w:val="006D77"/>
           <w:sz w:val="28"/>
         </w:rPr>
-        <w:t>9. Three findings that could go against us</w:t>
+        <w:t>10. Three findings that could go against us</w:t>
       </w:r>
     </w:p>
     <w:p>
@@ -4451,7 +6023,7 @@
           <w:color w:val="006D77"/>
           <w:sz w:val="28"/>
         </w:rPr>
-        <w:t>10. Sequencing</w:t>
+        <w:t>11. Sequencing</w:t>
       </w:r>
     </w:p>
     <w:tbl>
@@ -4555,7 +6127,7 @@
               <w:rPr>
                 <w:sz w:val="17"/>
               </w:rPr>
-              <w:t>Settle the sample size question</w:t>
+              <w:t>Pilot for intra-cluster correlation and wave-to-wave correlation; set ward counts</w:t>
             </w:r>
           </w:p>
         </w:tc>
@@ -4571,7 +6143,7 @@
               <w:rPr>
                 <w:sz w:val="17"/>
               </w:rPr>
-              <w:t>Everything downstream depends on it</w:t>
+              <w:t>Sample size is fixed at 6,000, so ward spread is now the only lever on power</w:t>
             </w:r>
           </w:p>
         </w:tc>
@@ -5017,7 +6589,7 @@
           <w:color w:val="1A1A1A"/>
           <w:sz w:val="21"/>
         </w:rPr>
-        <w:t>The full annotated evidence base sits alongside this document in three files: the socio-economic evidence for Model 1, the health evidence for Model 2, and the demand, elasticity and data-fusion methods. Each entry carries its link, the design used and the reported result.</w:t>
+        <w:t>The full annotated evidence base sits alongside this document: the socio-economic evidence for Model 1, the health evidence for Model 2, and the demand, elasticity and data-fusion methods. Two working notes accompany them, one on the passive dataset and one on sample size and power. Each evidence entry carries its link, the design used and the reported result.</w:t>
       </w:r>
     </w:p>
     <w:p>
